--- a/файлы/effective-region-report.docx
+++ b/файлы/effective-region-report.docx
@@ -205,7 +205,7 @@
           <w:i/>
           <w:sz w:val="20"/>
         </w:rPr>
-        <w:t>Рабочий экземпляр от 26.10.2026. Период проекта: 22.07–30.09.2026. Представлены подтверждённые в направленных материалах сведения пилота на 27.09.2026; новых октябрьских замеров в проект не поступало.</w:t>
+        <w:t>Экземпляр от 26.10.2026. Данные подтверждены руководителем проекта. Период проекта: 22.07–30.09.2026. Представлены подтверждённые в направленных материалах сведения пилота на 27.09.2026; новых октябрьских замеров в проект не поступало.</w:t>
       </w:r>
     </w:p>
     <w:tbl>
@@ -247,6 +247,12 @@
             <w:noWrap w:val="false"/>
             <w:vAlign w:val="top"/>
             <w:textDirection w:val="lrTb"/>
+            <w:tcBorders>
+              <w:top w:val="single" w:sz="4" w:color="606060"/>
+              <w:left w:val="single" w:sz="4" w:color="606060"/>
+              <w:bottom w:val="single" w:sz="4" w:color="606060"/>
+              <w:right w:val="single" w:sz="4" w:color="606060"/>
+            </w:tcBorders>
             <w:shd w:fill="EAEAEA"/>
           </w:tcPr>
           <w:p>
@@ -287,6 +293,12 @@
             <w:noWrap w:val="false"/>
             <w:vAlign w:val="top"/>
             <w:textDirection w:val="lrTb"/>
+            <w:tcBorders>
+              <w:top w:val="single" w:sz="4" w:color="606060"/>
+              <w:left w:val="single" w:sz="4" w:color="606060"/>
+              <w:bottom w:val="single" w:sz="4" w:color="606060"/>
+              <w:right w:val="single" w:sz="4" w:color="606060"/>
+            </w:tcBorders>
             <w:shd w:fill="EAEAEA"/>
           </w:tcPr>
           <w:p>
@@ -327,6 +339,12 @@
             <w:noWrap w:val="false"/>
             <w:vAlign w:val="top"/>
             <w:textDirection w:val="lrTb"/>
+            <w:tcBorders>
+              <w:top w:val="single" w:sz="4" w:color="606060"/>
+              <w:left w:val="single" w:sz="4" w:color="606060"/>
+              <w:bottom w:val="single" w:sz="4" w:color="606060"/>
+              <w:right w:val="single" w:sz="4" w:color="606060"/>
+            </w:tcBorders>
             <w:shd w:fill="EAEAEA"/>
           </w:tcPr>
           <w:p>
@@ -367,6 +385,12 @@
             <w:noWrap w:val="false"/>
             <w:vAlign w:val="top"/>
             <w:textDirection w:val="lrTb"/>
+            <w:tcBorders>
+              <w:top w:val="single" w:sz="4" w:color="606060"/>
+              <w:left w:val="single" w:sz="4" w:color="606060"/>
+              <w:bottom w:val="single" w:sz="4" w:color="606060"/>
+              <w:right w:val="single" w:sz="4" w:color="606060"/>
+            </w:tcBorders>
             <w:shd w:fill="EAEAEA"/>
           </w:tcPr>
           <w:p>
@@ -413,6 +437,12 @@
             <w:noWrap w:val="false"/>
             <w:vAlign w:val="top"/>
             <w:textDirection w:val="lrTb"/>
+            <w:tcBorders>
+              <w:top w:val="single" w:sz="4" w:color="606060"/>
+              <w:left w:val="single" w:sz="4" w:color="606060"/>
+              <w:bottom w:val="single" w:sz="4" w:color="606060"/>
+              <w:right w:val="single" w:sz="4" w:color="606060"/>
+            </w:tcBorders>
           </w:tcPr>
           <w:p>
             <w:pPr>
@@ -434,6 +464,12 @@
             <w:noWrap w:val="false"/>
             <w:vAlign w:val="top"/>
             <w:textDirection w:val="lrTb"/>
+            <w:tcBorders>
+              <w:top w:val="single" w:sz="4" w:color="606060"/>
+              <w:left w:val="single" w:sz="4" w:color="606060"/>
+              <w:bottom w:val="single" w:sz="4" w:color="606060"/>
+              <w:right w:val="single" w:sz="4" w:color="606060"/>
+            </w:tcBorders>
           </w:tcPr>
           <w:p>
             <w:pPr>
@@ -455,6 +491,12 @@
             <w:noWrap w:val="false"/>
             <w:vAlign w:val="top"/>
             <w:textDirection w:val="lrTb"/>
+            <w:tcBorders>
+              <w:top w:val="single" w:sz="4" w:color="606060"/>
+              <w:left w:val="single" w:sz="4" w:color="606060"/>
+              <w:bottom w:val="single" w:sz="4" w:color="606060"/>
+              <w:right w:val="single" w:sz="4" w:color="606060"/>
+            </w:tcBorders>
           </w:tcPr>
           <w:p>
             <w:pPr>
@@ -476,6 +518,12 @@
             <w:noWrap w:val="false"/>
             <w:vAlign w:val="top"/>
             <w:textDirection w:val="lrTb"/>
+            <w:tcBorders>
+              <w:top w:val="single" w:sz="4" w:color="606060"/>
+              <w:left w:val="single" w:sz="4" w:color="606060"/>
+              <w:bottom w:val="single" w:sz="4" w:color="606060"/>
+              <w:right w:val="single" w:sz="4" w:color="606060"/>
+            </w:tcBorders>
           </w:tcPr>
           <w:p>
             <w:pPr>
@@ -503,6 +551,12 @@
             <w:noWrap w:val="false"/>
             <w:vAlign w:val="top"/>
             <w:textDirection w:val="lrTb"/>
+            <w:tcBorders>
+              <w:top w:val="single" w:sz="4" w:color="606060"/>
+              <w:left w:val="single" w:sz="4" w:color="606060"/>
+              <w:bottom w:val="single" w:sz="4" w:color="606060"/>
+              <w:right w:val="single" w:sz="4" w:color="606060"/>
+            </w:tcBorders>
           </w:tcPr>
           <w:p>
             <w:pPr>
@@ -524,6 +578,12 @@
             <w:noWrap w:val="false"/>
             <w:vAlign w:val="top"/>
             <w:textDirection w:val="lrTb"/>
+            <w:tcBorders>
+              <w:top w:val="single" w:sz="4" w:color="606060"/>
+              <w:left w:val="single" w:sz="4" w:color="606060"/>
+              <w:bottom w:val="single" w:sz="4" w:color="606060"/>
+              <w:right w:val="single" w:sz="4" w:color="606060"/>
+            </w:tcBorders>
           </w:tcPr>
           <w:p>
             <w:pPr>
@@ -545,6 +605,12 @@
             <w:noWrap w:val="false"/>
             <w:vAlign w:val="top"/>
             <w:textDirection w:val="lrTb"/>
+            <w:tcBorders>
+              <w:top w:val="single" w:sz="4" w:color="606060"/>
+              <w:left w:val="single" w:sz="4" w:color="606060"/>
+              <w:bottom w:val="single" w:sz="4" w:color="606060"/>
+              <w:right w:val="single" w:sz="4" w:color="606060"/>
+            </w:tcBorders>
           </w:tcPr>
           <w:p>
             <w:pPr>
@@ -566,6 +632,12 @@
             <w:noWrap w:val="false"/>
             <w:vAlign w:val="top"/>
             <w:textDirection w:val="lrTb"/>
+            <w:tcBorders>
+              <w:top w:val="single" w:sz="4" w:color="606060"/>
+              <w:left w:val="single" w:sz="4" w:color="606060"/>
+              <w:bottom w:val="single" w:sz="4" w:color="606060"/>
+              <w:right w:val="single" w:sz="4" w:color="606060"/>
+            </w:tcBorders>
           </w:tcPr>
           <w:p>
             <w:pPr>
@@ -593,6 +665,12 @@
             <w:noWrap w:val="false"/>
             <w:vAlign w:val="top"/>
             <w:textDirection w:val="lrTb"/>
+            <w:tcBorders>
+              <w:top w:val="single" w:sz="4" w:color="606060"/>
+              <w:left w:val="single" w:sz="4" w:color="606060"/>
+              <w:bottom w:val="single" w:sz="4" w:color="606060"/>
+              <w:right w:val="single" w:sz="4" w:color="606060"/>
+            </w:tcBorders>
           </w:tcPr>
           <w:p>
             <w:pPr>
@@ -614,6 +692,12 @@
             <w:noWrap w:val="false"/>
             <w:vAlign w:val="top"/>
             <w:textDirection w:val="lrTb"/>
+            <w:tcBorders>
+              <w:top w:val="single" w:sz="4" w:color="606060"/>
+              <w:left w:val="single" w:sz="4" w:color="606060"/>
+              <w:bottom w:val="single" w:sz="4" w:color="606060"/>
+              <w:right w:val="single" w:sz="4" w:color="606060"/>
+            </w:tcBorders>
           </w:tcPr>
           <w:p>
             <w:pPr>
@@ -635,6 +719,12 @@
             <w:noWrap w:val="false"/>
             <w:vAlign w:val="top"/>
             <w:textDirection w:val="lrTb"/>
+            <w:tcBorders>
+              <w:top w:val="single" w:sz="4" w:color="606060"/>
+              <w:left w:val="single" w:sz="4" w:color="606060"/>
+              <w:bottom w:val="single" w:sz="4" w:color="606060"/>
+              <w:right w:val="single" w:sz="4" w:color="606060"/>
+            </w:tcBorders>
           </w:tcPr>
           <w:p>
             <w:pPr>
@@ -656,6 +746,12 @@
             <w:noWrap w:val="false"/>
             <w:vAlign w:val="top"/>
             <w:textDirection w:val="lrTb"/>
+            <w:tcBorders>
+              <w:top w:val="single" w:sz="4" w:color="606060"/>
+              <w:left w:val="single" w:sz="4" w:color="606060"/>
+              <w:bottom w:val="single" w:sz="4" w:color="606060"/>
+              <w:right w:val="single" w:sz="4" w:color="606060"/>
+            </w:tcBorders>
           </w:tcPr>
           <w:p>
             <w:pPr>
@@ -683,6 +779,12 @@
             <w:noWrap w:val="false"/>
             <w:vAlign w:val="top"/>
             <w:textDirection w:val="lrTb"/>
+            <w:tcBorders>
+              <w:top w:val="single" w:sz="4" w:color="606060"/>
+              <w:left w:val="single" w:sz="4" w:color="606060"/>
+              <w:bottom w:val="single" w:sz="4" w:color="606060"/>
+              <w:right w:val="single" w:sz="4" w:color="606060"/>
+            </w:tcBorders>
           </w:tcPr>
           <w:p>
             <w:pPr>
@@ -704,6 +806,12 @@
             <w:noWrap w:val="false"/>
             <w:vAlign w:val="top"/>
             <w:textDirection w:val="lrTb"/>
+            <w:tcBorders>
+              <w:top w:val="single" w:sz="4" w:color="606060"/>
+              <w:left w:val="single" w:sz="4" w:color="606060"/>
+              <w:bottom w:val="single" w:sz="4" w:color="606060"/>
+              <w:right w:val="single" w:sz="4" w:color="606060"/>
+            </w:tcBorders>
           </w:tcPr>
           <w:p>
             <w:pPr>
@@ -725,6 +833,12 @@
             <w:noWrap w:val="false"/>
             <w:vAlign w:val="top"/>
             <w:textDirection w:val="lrTb"/>
+            <w:tcBorders>
+              <w:top w:val="single" w:sz="4" w:color="606060"/>
+              <w:left w:val="single" w:sz="4" w:color="606060"/>
+              <w:bottom w:val="single" w:sz="4" w:color="606060"/>
+              <w:right w:val="single" w:sz="4" w:color="606060"/>
+            </w:tcBorders>
           </w:tcPr>
           <w:p>
             <w:pPr>
@@ -746,6 +860,12 @@
             <w:noWrap w:val="false"/>
             <w:vAlign w:val="top"/>
             <w:textDirection w:val="lrTb"/>
+            <w:tcBorders>
+              <w:top w:val="single" w:sz="4" w:color="606060"/>
+              <w:left w:val="single" w:sz="4" w:color="606060"/>
+              <w:bottom w:val="single" w:sz="4" w:color="606060"/>
+              <w:right w:val="single" w:sz="4" w:color="606060"/>
+            </w:tcBorders>
           </w:tcPr>
           <w:p>
             <w:pPr>
@@ -773,6 +893,12 @@
             <w:noWrap w:val="false"/>
             <w:vAlign w:val="top"/>
             <w:textDirection w:val="lrTb"/>
+            <w:tcBorders>
+              <w:top w:val="single" w:sz="4" w:color="606060"/>
+              <w:left w:val="single" w:sz="4" w:color="606060"/>
+              <w:bottom w:val="single" w:sz="4" w:color="606060"/>
+              <w:right w:val="single" w:sz="4" w:color="606060"/>
+            </w:tcBorders>
           </w:tcPr>
           <w:p>
             <w:pPr>
@@ -794,6 +920,12 @@
             <w:noWrap w:val="false"/>
             <w:vAlign w:val="top"/>
             <w:textDirection w:val="lrTb"/>
+            <w:tcBorders>
+              <w:top w:val="single" w:sz="4" w:color="606060"/>
+              <w:left w:val="single" w:sz="4" w:color="606060"/>
+              <w:bottom w:val="single" w:sz="4" w:color="606060"/>
+              <w:right w:val="single" w:sz="4" w:color="606060"/>
+            </w:tcBorders>
           </w:tcPr>
           <w:p>
             <w:pPr>
@@ -815,6 +947,12 @@
             <w:noWrap w:val="false"/>
             <w:vAlign w:val="top"/>
             <w:textDirection w:val="lrTb"/>
+            <w:tcBorders>
+              <w:top w:val="single" w:sz="4" w:color="606060"/>
+              <w:left w:val="single" w:sz="4" w:color="606060"/>
+              <w:bottom w:val="single" w:sz="4" w:color="606060"/>
+              <w:right w:val="single" w:sz="4" w:color="606060"/>
+            </w:tcBorders>
           </w:tcPr>
           <w:p>
             <w:pPr>
@@ -836,6 +974,12 @@
             <w:noWrap w:val="false"/>
             <w:vAlign w:val="top"/>
             <w:textDirection w:val="lrTb"/>
+            <w:tcBorders>
+              <w:top w:val="single" w:sz="4" w:color="606060"/>
+              <w:left w:val="single" w:sz="4" w:color="606060"/>
+              <w:bottom w:val="single" w:sz="4" w:color="606060"/>
+              <w:right w:val="single" w:sz="4" w:color="606060"/>
+            </w:tcBorders>
           </w:tcPr>
           <w:p>
             <w:pPr>
@@ -863,6 +1007,12 @@
             <w:noWrap w:val="false"/>
             <w:vAlign w:val="top"/>
             <w:textDirection w:val="lrTb"/>
+            <w:tcBorders>
+              <w:top w:val="single" w:sz="4" w:color="606060"/>
+              <w:left w:val="single" w:sz="4" w:color="606060"/>
+              <w:bottom w:val="single" w:sz="4" w:color="606060"/>
+              <w:right w:val="single" w:sz="4" w:color="606060"/>
+            </w:tcBorders>
           </w:tcPr>
           <w:p>
             <w:pPr>
@@ -884,6 +1034,12 @@
             <w:noWrap w:val="false"/>
             <w:vAlign w:val="top"/>
             <w:textDirection w:val="lrTb"/>
+            <w:tcBorders>
+              <w:top w:val="single" w:sz="4" w:color="606060"/>
+              <w:left w:val="single" w:sz="4" w:color="606060"/>
+              <w:bottom w:val="single" w:sz="4" w:color="606060"/>
+              <w:right w:val="single" w:sz="4" w:color="606060"/>
+            </w:tcBorders>
           </w:tcPr>
           <w:p>
             <w:pPr>
@@ -905,6 +1061,12 @@
             <w:noWrap w:val="false"/>
             <w:vAlign w:val="top"/>
             <w:textDirection w:val="lrTb"/>
+            <w:tcBorders>
+              <w:top w:val="single" w:sz="4" w:color="606060"/>
+              <w:left w:val="single" w:sz="4" w:color="606060"/>
+              <w:bottom w:val="single" w:sz="4" w:color="606060"/>
+              <w:right w:val="single" w:sz="4" w:color="606060"/>
+            </w:tcBorders>
           </w:tcPr>
           <w:p>
             <w:pPr>
@@ -926,6 +1088,12 @@
             <w:noWrap w:val="false"/>
             <w:vAlign w:val="top"/>
             <w:textDirection w:val="lrTb"/>
+            <w:tcBorders>
+              <w:top w:val="single" w:sz="4" w:color="606060"/>
+              <w:left w:val="single" w:sz="4" w:color="606060"/>
+              <w:bottom w:val="single" w:sz="4" w:color="606060"/>
+              <w:right w:val="single" w:sz="4" w:color="606060"/>
+            </w:tcBorders>
           </w:tcPr>
           <w:p>
             <w:pPr>
@@ -953,6 +1121,12 @@
             <w:noWrap w:val="false"/>
             <w:vAlign w:val="top"/>
             <w:textDirection w:val="lrTb"/>
+            <w:tcBorders>
+              <w:top w:val="single" w:sz="4" w:color="606060"/>
+              <w:left w:val="single" w:sz="4" w:color="606060"/>
+              <w:bottom w:val="single" w:sz="4" w:color="606060"/>
+              <w:right w:val="single" w:sz="4" w:color="606060"/>
+            </w:tcBorders>
           </w:tcPr>
           <w:p>
             <w:pPr>
@@ -992,6 +1166,12 @@
             <w:noWrap w:val="false"/>
             <w:vAlign w:val="top"/>
             <w:textDirection w:val="lrTb"/>
+            <w:tcBorders>
+              <w:top w:val="single" w:sz="4" w:color="606060"/>
+              <w:left w:val="single" w:sz="4" w:color="606060"/>
+              <w:bottom w:val="single" w:sz="4" w:color="606060"/>
+              <w:right w:val="single" w:sz="4" w:color="606060"/>
+            </w:tcBorders>
           </w:tcPr>
           <w:p>
             <w:pPr>
@@ -1092,6 +1272,12 @@
             <w:noWrap w:val="false"/>
             <w:vAlign w:val="top"/>
             <w:textDirection w:val="lrTb"/>
+            <w:tcBorders>
+              <w:top w:val="single" w:sz="4" w:color="606060"/>
+              <w:left w:val="single" w:sz="4" w:color="606060"/>
+              <w:bottom w:val="single" w:sz="4" w:color="606060"/>
+              <w:right w:val="single" w:sz="4" w:color="606060"/>
+            </w:tcBorders>
             <w:shd w:fill="EAEAEA"/>
           </w:tcPr>
           <w:p>
@@ -1131,6 +1317,12 @@
             <w:noWrap w:val="false"/>
             <w:vAlign w:val="top"/>
             <w:textDirection w:val="lrTb"/>
+            <w:tcBorders>
+              <w:top w:val="single" w:sz="4" w:color="606060"/>
+              <w:left w:val="single" w:sz="4" w:color="606060"/>
+              <w:bottom w:val="single" w:sz="4" w:color="606060"/>
+              <w:right w:val="single" w:sz="4" w:color="606060"/>
+            </w:tcBorders>
             <w:shd w:fill="EAEAEA"/>
           </w:tcPr>
           <w:p>
@@ -1170,6 +1362,12 @@
             <w:noWrap w:val="false"/>
             <w:vAlign w:val="top"/>
             <w:textDirection w:val="lrTb"/>
+            <w:tcBorders>
+              <w:top w:val="single" w:sz="4" w:color="606060"/>
+              <w:left w:val="single" w:sz="4" w:color="606060"/>
+              <w:bottom w:val="single" w:sz="4" w:color="606060"/>
+              <w:right w:val="single" w:sz="4" w:color="606060"/>
+            </w:tcBorders>
             <w:shd w:fill="EAEAEA"/>
           </w:tcPr>
           <w:p>
@@ -1215,6 +1413,12 @@
             <w:vAlign w:val="top"/>
             <w:noWrap w:val="false"/>
             <w:textDirection w:val="lrTb"/>
+            <w:tcBorders>
+              <w:top w:val="single" w:sz="4" w:color="606060"/>
+              <w:left w:val="single" w:sz="4" w:color="606060"/>
+              <w:bottom w:val="single" w:sz="4" w:color="606060"/>
+              <w:right w:val="single" w:sz="4" w:color="606060"/>
+            </w:tcBorders>
           </w:tcPr>
           <w:p>
             <w:pPr>
@@ -1236,6 +1440,12 @@
             <w:vAlign w:val="top"/>
             <w:noWrap w:val="false"/>
             <w:textDirection w:val="lrTb"/>
+            <w:tcBorders>
+              <w:top w:val="single" w:sz="4" w:color="606060"/>
+              <w:left w:val="single" w:sz="4" w:color="606060"/>
+              <w:bottom w:val="single" w:sz="4" w:color="606060"/>
+              <w:right w:val="single" w:sz="4" w:color="606060"/>
+            </w:tcBorders>
           </w:tcPr>
           <w:p>
             <w:pPr>
@@ -1257,6 +1467,12 @@
             <w:noWrap w:val="false"/>
             <w:vAlign w:val="top"/>
             <w:textDirection w:val="lrTb"/>
+            <w:tcBorders>
+              <w:top w:val="single" w:sz="4" w:color="606060"/>
+              <w:left w:val="single" w:sz="4" w:color="606060"/>
+              <w:bottom w:val="single" w:sz="4" w:color="606060"/>
+              <w:right w:val="single" w:sz="4" w:color="606060"/>
+            </w:tcBorders>
           </w:tcPr>
           <w:p>
             <w:pPr>
@@ -1284,6 +1500,12 @@
             <w:vAlign w:val="top"/>
             <w:noWrap w:val="false"/>
             <w:textDirection w:val="lrTb"/>
+            <w:tcBorders>
+              <w:top w:val="single" w:sz="4" w:color="606060"/>
+              <w:left w:val="single" w:sz="4" w:color="606060"/>
+              <w:bottom w:val="single" w:sz="4" w:color="606060"/>
+              <w:right w:val="single" w:sz="4" w:color="606060"/>
+            </w:tcBorders>
           </w:tcPr>
           <w:p>
             <w:pPr>
@@ -1305,6 +1527,12 @@
             <w:vAlign w:val="top"/>
             <w:noWrap w:val="false"/>
             <w:textDirection w:val="lrTb"/>
+            <w:tcBorders>
+              <w:top w:val="single" w:sz="4" w:color="606060"/>
+              <w:left w:val="single" w:sz="4" w:color="606060"/>
+              <w:bottom w:val="single" w:sz="4" w:color="606060"/>
+              <w:right w:val="single" w:sz="4" w:color="606060"/>
+            </w:tcBorders>
           </w:tcPr>
           <w:p>
             <w:pPr>
@@ -1326,6 +1554,12 @@
             <w:noWrap w:val="false"/>
             <w:vAlign w:val="top"/>
             <w:textDirection w:val="lrTb"/>
+            <w:tcBorders>
+              <w:top w:val="single" w:sz="4" w:color="606060"/>
+              <w:left w:val="single" w:sz="4" w:color="606060"/>
+              <w:bottom w:val="single" w:sz="4" w:color="606060"/>
+              <w:right w:val="single" w:sz="4" w:color="606060"/>
+            </w:tcBorders>
           </w:tcPr>
           <w:p>
             <w:pPr>
@@ -1353,6 +1587,12 @@
             <w:vAlign w:val="top"/>
             <w:noWrap w:val="false"/>
             <w:textDirection w:val="lrTb"/>
+            <w:tcBorders>
+              <w:top w:val="single" w:sz="4" w:color="606060"/>
+              <w:left w:val="single" w:sz="4" w:color="606060"/>
+              <w:bottom w:val="single" w:sz="4" w:color="606060"/>
+              <w:right w:val="single" w:sz="4" w:color="606060"/>
+            </w:tcBorders>
           </w:tcPr>
           <w:p>
             <w:pPr>
@@ -1374,6 +1614,12 @@
             <w:vAlign w:val="top"/>
             <w:noWrap w:val="false"/>
             <w:textDirection w:val="lrTb"/>
+            <w:tcBorders>
+              <w:top w:val="single" w:sz="4" w:color="606060"/>
+              <w:left w:val="single" w:sz="4" w:color="606060"/>
+              <w:bottom w:val="single" w:sz="4" w:color="606060"/>
+              <w:right w:val="single" w:sz="4" w:color="606060"/>
+            </w:tcBorders>
           </w:tcPr>
           <w:p>
             <w:pPr>
@@ -1395,6 +1641,12 @@
             <w:noWrap w:val="false"/>
             <w:vAlign w:val="top"/>
             <w:textDirection w:val="lrTb"/>
+            <w:tcBorders>
+              <w:top w:val="single" w:sz="4" w:color="606060"/>
+              <w:left w:val="single" w:sz="4" w:color="606060"/>
+              <w:bottom w:val="single" w:sz="4" w:color="606060"/>
+              <w:right w:val="single" w:sz="4" w:color="606060"/>
+            </w:tcBorders>
           </w:tcPr>
           <w:p>
             <w:pPr>
@@ -1422,6 +1674,12 @@
             <w:vAlign w:val="top"/>
             <w:noWrap w:val="false"/>
             <w:textDirection w:val="lrTb"/>
+            <w:tcBorders>
+              <w:top w:val="single" w:sz="4" w:color="606060"/>
+              <w:left w:val="single" w:sz="4" w:color="606060"/>
+              <w:bottom w:val="single" w:sz="4" w:color="606060"/>
+              <w:right w:val="single" w:sz="4" w:color="606060"/>
+            </w:tcBorders>
           </w:tcPr>
           <w:p>
             <w:pPr>
@@ -1443,6 +1701,12 @@
             <w:vAlign w:val="top"/>
             <w:noWrap w:val="false"/>
             <w:textDirection w:val="lrTb"/>
+            <w:tcBorders>
+              <w:top w:val="single" w:sz="4" w:color="606060"/>
+              <w:left w:val="single" w:sz="4" w:color="606060"/>
+              <w:bottom w:val="single" w:sz="4" w:color="606060"/>
+              <w:right w:val="single" w:sz="4" w:color="606060"/>
+            </w:tcBorders>
           </w:tcPr>
           <w:p>
             <w:pPr>
@@ -1464,6 +1728,12 @@
             <w:noWrap w:val="false"/>
             <w:vAlign w:val="top"/>
             <w:textDirection w:val="lrTb"/>
+            <w:tcBorders>
+              <w:top w:val="single" w:sz="4" w:color="606060"/>
+              <w:left w:val="single" w:sz="4" w:color="606060"/>
+              <w:bottom w:val="single" w:sz="4" w:color="606060"/>
+              <w:right w:val="single" w:sz="4" w:color="606060"/>
+            </w:tcBorders>
           </w:tcPr>
           <w:p>
             <w:pPr>
@@ -1491,6 +1761,12 @@
             <w:vAlign w:val="top"/>
             <w:noWrap w:val="false"/>
             <w:textDirection w:val="lrTb"/>
+            <w:tcBorders>
+              <w:top w:val="single" w:sz="4" w:color="606060"/>
+              <w:left w:val="single" w:sz="4" w:color="606060"/>
+              <w:bottom w:val="single" w:sz="4" w:color="606060"/>
+              <w:right w:val="single" w:sz="4" w:color="606060"/>
+            </w:tcBorders>
           </w:tcPr>
           <w:p>
             <w:pPr>
@@ -1512,6 +1788,12 @@
             <w:vAlign w:val="top"/>
             <w:noWrap w:val="false"/>
             <w:textDirection w:val="lrTb"/>
+            <w:tcBorders>
+              <w:top w:val="single" w:sz="4" w:color="606060"/>
+              <w:left w:val="single" w:sz="4" w:color="606060"/>
+              <w:bottom w:val="single" w:sz="4" w:color="606060"/>
+              <w:right w:val="single" w:sz="4" w:color="606060"/>
+            </w:tcBorders>
           </w:tcPr>
           <w:p>
             <w:pPr>
@@ -1533,6 +1815,12 @@
             <w:noWrap w:val="false"/>
             <w:vAlign w:val="top"/>
             <w:textDirection w:val="lrTb"/>
+            <w:tcBorders>
+              <w:top w:val="single" w:sz="4" w:color="606060"/>
+              <w:left w:val="single" w:sz="4" w:color="606060"/>
+              <w:bottom w:val="single" w:sz="4" w:color="606060"/>
+              <w:right w:val="single" w:sz="4" w:color="606060"/>
+            </w:tcBorders>
           </w:tcPr>
           <w:p>
             <w:pPr>
@@ -1560,6 +1848,12 @@
             <w:vAlign w:val="top"/>
             <w:noWrap w:val="false"/>
             <w:textDirection w:val="lrTb"/>
+            <w:tcBorders>
+              <w:top w:val="single" w:sz="4" w:color="606060"/>
+              <w:left w:val="single" w:sz="4" w:color="606060"/>
+              <w:bottom w:val="single" w:sz="4" w:color="606060"/>
+              <w:right w:val="single" w:sz="4" w:color="606060"/>
+            </w:tcBorders>
           </w:tcPr>
           <w:p>
             <w:pPr>
@@ -1581,6 +1875,12 @@
             <w:vAlign w:val="top"/>
             <w:noWrap w:val="false"/>
             <w:textDirection w:val="lrTb"/>
+            <w:tcBorders>
+              <w:top w:val="single" w:sz="4" w:color="606060"/>
+              <w:left w:val="single" w:sz="4" w:color="606060"/>
+              <w:bottom w:val="single" w:sz="4" w:color="606060"/>
+              <w:right w:val="single" w:sz="4" w:color="606060"/>
+            </w:tcBorders>
           </w:tcPr>
           <w:p>
             <w:pPr>
@@ -1602,6 +1902,12 @@
             <w:noWrap w:val="false"/>
             <w:vAlign w:val="top"/>
             <w:textDirection w:val="lrTb"/>
+            <w:tcBorders>
+              <w:top w:val="single" w:sz="4" w:color="606060"/>
+              <w:left w:val="single" w:sz="4" w:color="606060"/>
+              <w:bottom w:val="single" w:sz="4" w:color="606060"/>
+              <w:right w:val="single" w:sz="4" w:color="606060"/>
+            </w:tcBorders>
           </w:tcPr>
           <w:p>
             <w:pPr>
@@ -1630,6 +1936,12 @@
             <w:vAlign w:val="top"/>
             <w:noWrap w:val="false"/>
             <w:textDirection w:val="lrTb"/>
+            <w:tcBorders>
+              <w:top w:val="single" w:sz="4" w:color="606060"/>
+              <w:left w:val="single" w:sz="4" w:color="606060"/>
+              <w:bottom w:val="single" w:sz="4" w:color="606060"/>
+              <w:right w:val="single" w:sz="4" w:color="606060"/>
+            </w:tcBorders>
           </w:tcPr>
           <w:p>
             <w:pPr>
@@ -1675,9 +1987,14 @@
           <w:tcPr>
             <w:tcW w:w="5386" w:type="dxa"/>
             <w:noWrap w:val="false"/>
-            <w:shd w:fill="FFF1D6"/>
             <w:vAlign w:val="top"/>
             <w:textDirection w:val="lrTb"/>
+            <w:tcBorders>
+              <w:top w:val="single" w:sz="4" w:color="606060"/>
+              <w:left w:val="single" w:sz="4" w:color="606060"/>
+              <w:bottom w:val="single" w:sz="4" w:color="606060"/>
+              <w:right w:val="single" w:sz="4" w:color="606060"/>
+            </w:tcBorders>
           </w:tcPr>
           <w:p>
             <w:pPr>
@@ -1687,10 +2004,9 @@
               <w:rPr>
                 <w:rFonts w:ascii="Times New Roman" w:hAnsi="Times New Roman"/>
                 <w:b w:val="0"/>
-                <w:color w:val="8F4500"/>
                 <w:sz w:val="22"/>
               </w:rPr>
-              <w:t>Требует подтверждения руководителем. Результаты описаны по всем 6 мероприятиям; по пункту 6 доля фото 67 % при цели 100 %. Итоговый процент выполнения в исходных материалах не утверждён.</w:t>
+              <w:t>100 % — выполнены 6 из 6 мероприятий. Подтверждено руководителем проекта. Процент выполнения мероприятий не означает достижения всех целевых значений показателей.</w:t>
             </w:r>
           </w:p>
         </w:tc>
@@ -1724,6 +2040,12 @@
             <w:tcW w:type="dxa" w:w="4932"/>
             <w:vAlign w:val="top"/>
             <w:textDirection w:val="lrTb"/>
+            <w:tcBorders>
+              <w:top w:val="nil" w:sz="4" w:color="606060"/>
+              <w:left w:val="nil" w:sz="4" w:color="606060"/>
+              <w:bottom w:val="nil" w:sz="4" w:color="606060"/>
+              <w:right w:val="nil" w:sz="4" w:color="606060"/>
+            </w:tcBorders>
           </w:tcPr>
           <w:p>
             <w:pPr>
@@ -1744,6 +2066,12 @@
             <w:tcW w:type="dxa" w:w="4706"/>
             <w:vAlign w:val="top"/>
             <w:textDirection w:val="lrTb"/>
+            <w:tcBorders>
+              <w:top w:val="nil" w:sz="4" w:color="606060"/>
+              <w:left w:val="nil" w:sz="4" w:color="606060"/>
+              <w:bottom w:val="nil" w:sz="4" w:color="606060"/>
+              <w:right w:val="nil" w:sz="4" w:color="606060"/>
+            </w:tcBorders>
           </w:tcPr>
           <w:p>
             <w:pPr>
@@ -1772,6 +2100,12 @@
             <w:tcW w:type="dxa" w:w="4932"/>
             <w:vAlign w:val="top"/>
             <w:textDirection w:val="lrTb"/>
+            <w:tcBorders>
+              <w:top w:val="nil" w:sz="4" w:color="606060"/>
+              <w:left w:val="nil" w:sz="4" w:color="606060"/>
+              <w:bottom w:val="nil" w:sz="4" w:color="606060"/>
+              <w:right w:val="nil" w:sz="4" w:color="606060"/>
+            </w:tcBorders>
           </w:tcPr>
           <w:p>
             <w:pPr>
@@ -1792,6 +2126,12 @@
             <w:tcW w:type="dxa" w:w="4706"/>
             <w:vAlign w:val="top"/>
             <w:textDirection w:val="lrTb"/>
+            <w:tcBorders>
+              <w:top w:val="nil" w:sz="4" w:color="606060"/>
+              <w:left w:val="nil" w:sz="4" w:color="606060"/>
+              <w:bottom w:val="nil" w:sz="4" w:color="606060"/>
+              <w:right w:val="nil" w:sz="4" w:color="606060"/>
+            </w:tcBorders>
           </w:tcPr>
           <w:p>
             <w:pPr>
@@ -1820,6 +2160,12 @@
             <w:tcW w:type="dxa" w:w="4932"/>
             <w:vAlign w:val="top"/>
             <w:textDirection w:val="lrTb"/>
+            <w:tcBorders>
+              <w:top w:val="nil" w:sz="4" w:color="606060"/>
+              <w:left w:val="nil" w:sz="4" w:color="606060"/>
+              <w:bottom w:val="nil" w:sz="4" w:color="606060"/>
+              <w:right w:val="nil" w:sz="4" w:color="606060"/>
+            </w:tcBorders>
           </w:tcPr>
           <w:p>
             <w:pPr>
@@ -1840,6 +2186,12 @@
             <w:tcW w:type="dxa" w:w="4706"/>
             <w:vAlign w:val="top"/>
             <w:textDirection w:val="lrTb"/>
+            <w:tcBorders>
+              <w:top w:val="nil" w:sz="4" w:color="606060"/>
+              <w:left w:val="nil" w:sz="4" w:color="606060"/>
+              <w:bottom w:val="nil" w:sz="4" w:color="606060"/>
+              <w:right w:val="nil" w:sz="4" w:color="606060"/>
+            </w:tcBorders>
           </w:tcPr>
           <w:p>
             <w:pPr>
